--- a/bank/task_06/variant_07.docx
+++ b/bank/task_06/variant_07.docx
@@ -4,20 +4,16 @@
   <w:body>
     <w:p>
       <w:pPr>
-        <w:spacing w:before="240" w:after="240" w:line="240" w:lineRule="auto"/>
-        <w:jc w:val="both"/>
         <w:rPr>
-          <w:rFonts w:ascii="Cambria Math" w:eastAsia="Times New Roman" w:hAnsi="Cambria Math" w:cs="Segoe UI"/>
-          <w:sz w:val="24"/>
+          <w:rFonts w:eastAsia="Times New Roman"/>
           <w:szCs w:val="28"/>
           <w:lang w:eastAsia="ru-RU"/>
         </w:rPr>
       </w:pPr>
       <w:r>
         <w:rPr>
-          <w:rFonts w:ascii="Cambria Math" w:eastAsia="Times New Roman" w:hAnsi="Cambria Math" w:cs="Segoe UI"/>
+          <w:rFonts w:eastAsia="Times New Roman"/>
           <w:bCs/>
-          <w:sz w:val="24"/>
           <w:szCs w:val="28"/>
           <w:lang w:eastAsia="ru-RU"/>
         </w:rPr>
@@ -25,8 +21,7 @@
       </w:r>
       <w:r>
         <w:rPr>
-          <w:rFonts w:ascii="Cambria Math" w:eastAsia="Times New Roman" w:hAnsi="Cambria Math" w:cs="Segoe UI"/>
-          <w:sz w:val="24"/>
+          <w:rFonts w:eastAsia="Times New Roman"/>
           <w:szCs w:val="28"/>
           <w:lang w:eastAsia="ru-RU"/>
         </w:rPr>
@@ -35,10 +30,8 @@
     </w:p>
     <w:p>
       <w:pPr>
-        <w:spacing w:before="240" w:after="240" w:line="240" w:lineRule="auto"/>
         <w:rPr>
-          <w:rFonts w:ascii="Cambria Math" w:eastAsia="Times New Roman" w:hAnsi="Cambria Math" w:cs="Segoe UI"/>
-          <w:sz w:val="24"/>
+          <w:rFonts w:eastAsia="Times New Roman"/>
           <w:szCs w:val="28"/>
           <w:lang w:eastAsia="ru-RU"/>
         </w:rPr>
@@ -46,12 +39,11 @@
       <w:r>
         <w:rPr>
           <w:noProof/>
-          <w:sz w:val="24"/>
         </w:rPr>
         <w:drawing>
-          <wp:inline distT="0" distB="0" distL="0" distR="0" wp14:anchorId="09725E0D" wp14:editId="038ECBE7">
-            <wp:extent cx="5123809" cy="2619048"/>
-            <wp:effectExtent l="0" t="0" r="1270" b="0"/>
+          <wp:inline distT="0" distB="0" distL="0" distR="0" wp14:anchorId="09725E0D" wp14:editId="14A08044">
+            <wp:extent cx="4133850" cy="2113028"/>
+            <wp:effectExtent l="0" t="0" r="0" b="1905"/>
             <wp:docPr id="9" name="Рисунок 9"/>
             <wp:cNvGraphicFramePr>
               <a:graphicFrameLocks xmlns:a="http://schemas.openxmlformats.org/drawingml/2006/main" noChangeAspect="1"/>
@@ -72,7 +64,7 @@
                   <pic:spPr>
                     <a:xfrm>
                       <a:off x="0" y="0"/>
-                      <a:ext cx="5123809" cy="2619048"/>
+                      <a:ext cx="4155597" cy="2124144"/>
                     </a:xfrm>
                     <a:prstGeom prst="rect">
                       <a:avLst/>
@@ -87,18 +79,15 @@
     </w:p>
     <w:p>
       <w:pPr>
-        <w:spacing w:before="240" w:after="0" w:line="240" w:lineRule="auto"/>
         <w:rPr>
-          <w:rFonts w:ascii="Cambria Math" w:eastAsia="Times New Roman" w:hAnsi="Cambria Math" w:cs="Segoe UI"/>
-          <w:sz w:val="24"/>
+          <w:rFonts w:eastAsia="Times New Roman"/>
           <w:szCs w:val="28"/>
           <w:lang w:eastAsia="ru-RU"/>
         </w:rPr>
       </w:pPr>
       <w:r>
         <w:rPr>
-          <w:rFonts w:ascii="Cambria Math" w:eastAsia="Times New Roman" w:hAnsi="Cambria Math" w:cs="Segoe UI"/>
-          <w:sz w:val="24"/>
+          <w:rFonts w:eastAsia="Times New Roman"/>
           <w:szCs w:val="28"/>
           <w:lang w:eastAsia="ru-RU"/>
         </w:rPr>
@@ -112,10 +101,31 @@
           <w:ilvl w:val="0"/>
           <w:numId w:val="1"/>
         </w:numPr>
-        <w:spacing w:before="240" w:after="240" w:line="240" w:lineRule="auto"/>
+        <w:ind w:left="0" w:firstLine="0"/>
         <w:rPr>
-          <w:rFonts w:ascii="Cambria Math" w:eastAsia="Times New Roman" w:hAnsi="Cambria Math" w:cs="Segoe UI"/>
-          <w:sz w:val="24"/>
+          <w:rFonts w:ascii="Cambria Math" w:eastAsia="Times New Roman" w:hAnsi="Cambria Math"/>
+          <w:szCs w:val="28"/>
+          <w:lang w:eastAsia="ru-RU"/>
+          <w:oMath/>
+        </w:rPr>
+        <w:sectPr>
+          <w:pgSz w:w="11906" w:h="16838"/>
+          <w:pgMar w:top="850" w:right="850" w:bottom="850" w:left="850" w:header="708" w:footer="708" w:gutter="0"/>
+          <w:cols w:space="708"/>
+          <w:docGrid w:linePitch="360"/>
+        </w:sectPr>
+      </w:pPr>
+    </w:p>
+    <w:p>
+      <w:pPr>
+        <w:pStyle w:val="a4"/>
+        <w:numPr>
+          <w:ilvl w:val="0"/>
+          <w:numId w:val="1"/>
+        </w:numPr>
+        <w:ind w:left="0" w:firstLine="0"/>
+        <w:rPr>
+          <w:rFonts w:eastAsia="Times New Roman"/>
           <w:szCs w:val="28"/>
           <w:lang w:eastAsia="ru-RU"/>
         </w:rPr>
@@ -123,8 +133,7 @@
       <m:oMath>
         <m:r>
           <w:rPr>
-            <w:rFonts w:ascii="Cambria Math" w:eastAsia="Times New Roman" w:hAnsi="Cambria Math" w:cs="Segoe UI"/>
-            <w:sz w:val="24"/>
+            <w:rFonts w:ascii="Cambria Math" w:eastAsia="Times New Roman" w:hAnsi="Cambria Math"/>
             <w:szCs w:val="28"/>
             <w:lang w:eastAsia="ru-RU"/>
           </w:rPr>
@@ -134,9 +143,8 @@
           <m:sSupPr>
             <m:ctrlPr>
               <w:rPr>
-                <w:rFonts w:ascii="Cambria Math" w:eastAsia="Times New Roman" w:hAnsi="Cambria Math" w:cs="Segoe UI"/>
+                <w:rFonts w:ascii="Cambria Math" w:eastAsia="Times New Roman" w:hAnsi="Cambria Math"/>
                 <w:i/>
-                <w:sz w:val="24"/>
                 <w:szCs w:val="28"/>
                 <w:lang w:eastAsia="ru-RU"/>
               </w:rPr>
@@ -145,8 +153,7 @@
           <m:e>
             <m:r>
               <w:rPr>
-                <w:rFonts w:ascii="Cambria Math" w:eastAsia="Times New Roman" w:hAnsi="Cambria Math" w:cs="Segoe UI"/>
-                <w:sz w:val="24"/>
+                <w:rFonts w:ascii="Cambria Math" w:eastAsia="Times New Roman" w:hAnsi="Cambria Math"/>
                 <w:szCs w:val="28"/>
                 <w:lang w:eastAsia="ru-RU"/>
               </w:rPr>
@@ -156,8 +163,7 @@
           <m:sup>
             <m:r>
               <w:rPr>
-                <w:rFonts w:ascii="Cambria Math" w:eastAsia="Times New Roman" w:hAnsi="Cambria Math" w:cs="Segoe UI"/>
-                <w:sz w:val="24"/>
+                <w:rFonts w:ascii="Cambria Math" w:eastAsia="Times New Roman" w:hAnsi="Cambria Math"/>
                 <w:szCs w:val="28"/>
                 <w:lang w:eastAsia="ru-RU"/>
               </w:rPr>
@@ -167,8 +173,7 @@
         </m:sSup>
         <m:r>
           <w:rPr>
-            <w:rFonts w:ascii="Cambria Math" w:eastAsia="Times New Roman" w:hAnsi="Cambria Math" w:cs="Segoe UI"/>
-            <w:sz w:val="24"/>
+            <w:rFonts w:ascii="Cambria Math" w:eastAsia="Times New Roman" w:hAnsi="Cambria Math"/>
             <w:szCs w:val="28"/>
             <w:lang w:eastAsia="ru-RU"/>
           </w:rPr>
@@ -177,8 +182,7 @@
       </m:oMath>
       <w:r>
         <w:rPr>
-          <w:rFonts w:ascii="Cambria Math" w:eastAsia="Times New Roman" w:hAnsi="Cambria Math" w:cs="Segoe UI"/>
-          <w:sz w:val="24"/>
+          <w:rFonts w:eastAsia="Times New Roman"/>
           <w:szCs w:val="28"/>
           <w:lang w:eastAsia="ru-RU"/>
         </w:rPr>
@@ -187,19 +191,15 @@
     </w:p>
     <w:p>
       <w:pPr>
-        <w:spacing w:before="240" w:after="240" w:line="240" w:lineRule="auto"/>
-        <w:ind w:left="360"/>
         <w:rPr>
-          <w:rFonts w:ascii="Cambria Math" w:eastAsia="Times New Roman" w:hAnsi="Cambria Math" w:cs="Segoe UI"/>
-          <w:sz w:val="24"/>
+          <w:rFonts w:eastAsia="Times New Roman"/>
           <w:szCs w:val="28"/>
           <w:lang w:eastAsia="ru-RU"/>
         </w:rPr>
       </w:pPr>
       <w:r>
         <w:rPr>
-          <w:rFonts w:ascii="Cambria Math" w:eastAsia="Times New Roman" w:hAnsi="Cambria Math" w:cs="Segoe UI"/>
-          <w:sz w:val="24"/>
+          <w:rFonts w:eastAsia="Times New Roman"/>
           <w:szCs w:val="28"/>
           <w:lang w:eastAsia="ru-RU"/>
         </w:rPr>
@@ -208,8 +208,7 @@
       <m:oMath>
         <m:r>
           <w:rPr>
-            <w:rFonts w:ascii="Cambria Math" w:eastAsia="Times New Roman" w:hAnsi="Cambria Math" w:cs="Segoe UI"/>
-            <w:sz w:val="24"/>
+            <w:rFonts w:ascii="Cambria Math" w:eastAsia="Times New Roman" w:hAnsi="Cambria Math"/>
             <w:szCs w:val="28"/>
             <w:lang w:eastAsia="ru-RU"/>
           </w:rPr>
@@ -219,9 +218,8 @@
           <m:sSupPr>
             <m:ctrlPr>
               <w:rPr>
-                <w:rFonts w:ascii="Cambria Math" w:eastAsia="Times New Roman" w:hAnsi="Cambria Math" w:cs="Segoe UI"/>
+                <w:rFonts w:ascii="Cambria Math" w:eastAsia="Times New Roman" w:hAnsi="Cambria Math"/>
                 <w:i/>
-                <w:sz w:val="24"/>
                 <w:szCs w:val="28"/>
                 <w:lang w:eastAsia="ru-RU"/>
               </w:rPr>
@@ -230,8 +228,7 @@
           <m:e>
             <m:r>
               <w:rPr>
-                <w:rFonts w:ascii="Cambria Math" w:eastAsia="Times New Roman" w:hAnsi="Cambria Math" w:cs="Segoe UI"/>
-                <w:sz w:val="24"/>
+                <w:rFonts w:ascii="Cambria Math" w:eastAsia="Times New Roman" w:hAnsi="Cambria Math"/>
                 <w:szCs w:val="28"/>
                 <w:lang w:eastAsia="ru-RU"/>
               </w:rPr>
@@ -241,8 +238,7 @@
           <m:sup>
             <m:r>
               <w:rPr>
-                <w:rFonts w:ascii="Cambria Math" w:eastAsia="Times New Roman" w:hAnsi="Cambria Math" w:cs="Segoe UI"/>
-                <w:sz w:val="24"/>
+                <w:rFonts w:ascii="Cambria Math" w:eastAsia="Times New Roman" w:hAnsi="Cambria Math"/>
                 <w:szCs w:val="28"/>
                 <w:lang w:eastAsia="ru-RU"/>
               </w:rPr>
@@ -252,8 +248,7 @@
         </m:sSup>
         <m:r>
           <w:rPr>
-            <w:rFonts w:ascii="Cambria Math" w:eastAsia="Times New Roman" w:hAnsi="Cambria Math" w:cs="Segoe UI"/>
-            <w:sz w:val="24"/>
+            <w:rFonts w:ascii="Cambria Math" w:eastAsia="Times New Roman" w:hAnsi="Cambria Math"/>
             <w:szCs w:val="28"/>
             <w:lang w:eastAsia="ru-RU"/>
           </w:rPr>
@@ -263,19 +258,15 @@
     </w:p>
     <w:p>
       <w:pPr>
-        <w:spacing w:before="240" w:after="0" w:line="240" w:lineRule="auto"/>
-        <w:ind w:left="360"/>
         <w:rPr>
-          <w:rFonts w:ascii="Cambria Math" w:eastAsia="Times New Roman" w:hAnsi="Cambria Math" w:cs="Segoe UI"/>
-          <w:sz w:val="24"/>
+          <w:rFonts w:eastAsia="Times New Roman"/>
           <w:szCs w:val="28"/>
           <w:lang w:eastAsia="ru-RU"/>
         </w:rPr>
       </w:pPr>
       <w:r>
         <w:rPr>
-          <w:rFonts w:ascii="Cambria Math" w:eastAsia="Times New Roman" w:hAnsi="Cambria Math" w:cs="Segoe UI"/>
-          <w:sz w:val="24"/>
+          <w:rFonts w:eastAsia="Times New Roman"/>
           <w:szCs w:val="28"/>
           <w:lang w:eastAsia="ru-RU"/>
         </w:rPr>
@@ -284,8 +275,7 @@
       <m:oMath>
         <m:r>
           <w:rPr>
-            <w:rFonts w:ascii="Cambria Math" w:eastAsia="Times New Roman" w:hAnsi="Cambria Math" w:cs="Segoe UI"/>
-            <w:sz w:val="24"/>
+            <w:rFonts w:ascii="Cambria Math" w:eastAsia="Times New Roman" w:hAnsi="Cambria Math"/>
             <w:szCs w:val="28"/>
             <w:lang w:eastAsia="ru-RU"/>
           </w:rPr>
@@ -295,9 +285,8 @@
           <m:sSupPr>
             <m:ctrlPr>
               <w:rPr>
-                <w:rFonts w:ascii="Cambria Math" w:eastAsia="Times New Roman" w:hAnsi="Cambria Math" w:cs="Segoe UI"/>
+                <w:rFonts w:ascii="Cambria Math" w:eastAsia="Times New Roman" w:hAnsi="Cambria Math"/>
                 <w:i/>
-                <w:sz w:val="24"/>
                 <w:szCs w:val="28"/>
                 <w:lang w:eastAsia="ru-RU"/>
               </w:rPr>
@@ -306,8 +295,7 @@
           <m:e>
             <m:r>
               <w:rPr>
-                <w:rFonts w:ascii="Cambria Math" w:eastAsia="Times New Roman" w:hAnsi="Cambria Math" w:cs="Segoe UI"/>
-                <w:sz w:val="24"/>
+                <w:rFonts w:ascii="Cambria Math" w:eastAsia="Times New Roman" w:hAnsi="Cambria Math"/>
                 <w:szCs w:val="28"/>
                 <w:lang w:eastAsia="ru-RU"/>
               </w:rPr>
@@ -317,8 +305,7 @@
           <m:sup>
             <m:r>
               <w:rPr>
-                <w:rFonts w:ascii="Cambria Math" w:eastAsia="Times New Roman" w:hAnsi="Cambria Math" w:cs="Segoe UI"/>
-                <w:sz w:val="24"/>
+                <w:rFonts w:ascii="Cambria Math" w:eastAsia="Times New Roman" w:hAnsi="Cambria Math"/>
                 <w:szCs w:val="28"/>
                 <w:lang w:eastAsia="ru-RU"/>
               </w:rPr>
@@ -328,14 +315,30 @@
         </m:sSup>
         <m:r>
           <w:rPr>
-            <w:rFonts w:ascii="Cambria Math" w:eastAsia="Times New Roman" w:hAnsi="Cambria Math" w:cs="Segoe UI"/>
-            <w:sz w:val="24"/>
+            <w:rFonts w:ascii="Cambria Math" w:eastAsia="Times New Roman" w:hAnsi="Cambria Math"/>
             <w:szCs w:val="28"/>
             <w:lang w:eastAsia="ru-RU"/>
           </w:rPr>
           <m:t>– 2</m:t>
         </m:r>
       </m:oMath>
+    </w:p>
+    <w:p>
+      <w:pPr>
+        <w:spacing w:beforeAutospacing="1"/>
+        <w:rPr>
+          <w:rFonts w:eastAsia="Times New Roman"/>
+          <w:szCs w:val="28"/>
+          <w:lang w:eastAsia="ru-RU"/>
+        </w:rPr>
+        <w:sectPr>
+          <w:type w:val="continuous"/>
+          <w:pgSz w:w="11906" w:h="16838"/>
+          <w:pgMar w:top="850" w:right="850" w:bottom="850" w:left="850" w:header="708" w:footer="708" w:gutter="0"/>
+          <w:cols w:num="3" w:space="708"/>
+          <w:docGrid w:linePitch="360"/>
+        </w:sectPr>
+      </w:pPr>
     </w:p>
     <w:tbl>
       <w:tblPr>
@@ -362,18 +365,16 @@
           </w:tcPr>
           <w:p>
             <w:pPr>
-              <w:spacing w:before="100" w:beforeAutospacing="1"/>
-              <w:rPr>
-                <w:rFonts w:ascii="Cambria Math" w:eastAsia="Times New Roman" w:hAnsi="Cambria Math" w:cs="Segoe UI"/>
-                <w:sz w:val="24"/>
+              <w:spacing w:beforeAutospacing="1"/>
+              <w:rPr>
+                <w:rFonts w:eastAsia="Times New Roman"/>
                 <w:szCs w:val="28"/>
                 <w:lang w:eastAsia="ru-RU"/>
               </w:rPr>
             </w:pPr>
             <w:r>
               <w:rPr>
-                <w:rFonts w:ascii="Cambria Math" w:eastAsia="Times New Roman" w:hAnsi="Cambria Math" w:cs="Segoe UI"/>
-                <w:sz w:val="24"/>
+                <w:rFonts w:eastAsia="Times New Roman"/>
                 <w:szCs w:val="28"/>
                 <w:lang w:eastAsia="ru-RU"/>
               </w:rPr>
@@ -391,16 +392,14 @@
               <w:spacing w:before="100" w:beforeAutospacing="1"/>
               <w:jc w:val="center"/>
               <w:rPr>
-                <w:rFonts w:ascii="Cambria Math" w:eastAsia="Times New Roman" w:hAnsi="Cambria Math" w:cs="Segoe UI"/>
-                <w:sz w:val="24"/>
+                <w:rFonts w:eastAsia="Times New Roman"/>
                 <w:szCs w:val="28"/>
                 <w:lang w:eastAsia="ru-RU"/>
               </w:rPr>
             </w:pPr>
             <w:r>
               <w:rPr>
-                <w:rFonts w:ascii="Cambria Math" w:eastAsia="Times New Roman" w:hAnsi="Cambria Math" w:cs="Segoe UI"/>
-                <w:sz w:val="24"/>
+                <w:rFonts w:eastAsia="Times New Roman"/>
                 <w:szCs w:val="28"/>
                 <w:lang w:eastAsia="ru-RU"/>
               </w:rPr>
@@ -418,16 +417,14 @@
               <w:spacing w:before="100" w:beforeAutospacing="1"/>
               <w:jc w:val="center"/>
               <w:rPr>
-                <w:rFonts w:ascii="Cambria Math" w:eastAsia="Times New Roman" w:hAnsi="Cambria Math" w:cs="Segoe UI"/>
-                <w:sz w:val="24"/>
+                <w:rFonts w:eastAsia="Times New Roman"/>
                 <w:szCs w:val="28"/>
                 <w:lang w:eastAsia="ru-RU"/>
               </w:rPr>
             </w:pPr>
             <w:r>
               <w:rPr>
-                <w:rFonts w:ascii="Cambria Math" w:eastAsia="Times New Roman" w:hAnsi="Cambria Math" w:cs="Segoe UI"/>
-                <w:sz w:val="24"/>
+                <w:rFonts w:eastAsia="Times New Roman"/>
                 <w:szCs w:val="28"/>
                 <w:lang w:eastAsia="ru-RU"/>
               </w:rPr>
@@ -445,16 +442,14 @@
               <w:spacing w:before="100" w:beforeAutospacing="1"/>
               <w:jc w:val="center"/>
               <w:rPr>
-                <w:rFonts w:ascii="Cambria Math" w:eastAsia="Times New Roman" w:hAnsi="Cambria Math" w:cs="Segoe UI"/>
-                <w:sz w:val="24"/>
+                <w:rFonts w:eastAsia="Times New Roman"/>
                 <w:szCs w:val="28"/>
                 <w:lang w:eastAsia="ru-RU"/>
               </w:rPr>
             </w:pPr>
             <w:r>
               <w:rPr>
-                <w:rFonts w:ascii="Cambria Math" w:eastAsia="Times New Roman" w:hAnsi="Cambria Math" w:cs="Segoe UI"/>
-                <w:sz w:val="24"/>
+                <w:rFonts w:eastAsia="Times New Roman"/>
                 <w:szCs w:val="28"/>
                 <w:lang w:eastAsia="ru-RU"/>
               </w:rPr>
@@ -475,10 +470,9 @@
           </w:tcPr>
           <w:p>
             <w:pPr>
-              <w:spacing w:before="100" w:beforeAutospacing="1"/>
-              <w:rPr>
-                <w:rFonts w:ascii="Cambria Math" w:eastAsia="Times New Roman" w:hAnsi="Cambria Math" w:cs="Segoe UI"/>
-                <w:sz w:val="24"/>
+              <w:spacing w:beforeAutospacing="1"/>
+              <w:rPr>
+                <w:rFonts w:eastAsia="Times New Roman"/>
                 <w:szCs w:val="28"/>
                 <w:lang w:eastAsia="ru-RU"/>
               </w:rPr>
@@ -492,9 +486,9 @@
           <w:p>
             <w:pPr>
               <w:spacing w:before="100" w:beforeAutospacing="1"/>
-              <w:rPr>
-                <w:rFonts w:ascii="Cambria Math" w:eastAsia="Times New Roman" w:hAnsi="Cambria Math" w:cs="Segoe UI"/>
-                <w:sz w:val="24"/>
+              <w:jc w:val="center"/>
+              <w:rPr>
+                <w:rFonts w:eastAsia="Times New Roman"/>
                 <w:szCs w:val="28"/>
                 <w:lang w:eastAsia="ru-RU"/>
               </w:rPr>
@@ -508,9 +502,9 @@
           <w:p>
             <w:pPr>
               <w:spacing w:before="100" w:beforeAutospacing="1"/>
-              <w:rPr>
-                <w:rFonts w:ascii="Cambria Math" w:eastAsia="Times New Roman" w:hAnsi="Cambria Math" w:cs="Segoe UI"/>
-                <w:sz w:val="24"/>
+              <w:jc w:val="center"/>
+              <w:rPr>
+                <w:rFonts w:eastAsia="Times New Roman"/>
                 <w:szCs w:val="28"/>
                 <w:lang w:eastAsia="ru-RU"/>
               </w:rPr>
@@ -524,9 +518,9 @@
           <w:p>
             <w:pPr>
               <w:spacing w:before="100" w:beforeAutospacing="1"/>
-              <w:rPr>
-                <w:rFonts w:ascii="Cambria Math" w:eastAsia="Times New Roman" w:hAnsi="Cambria Math" w:cs="Segoe UI"/>
-                <w:sz w:val="24"/>
+              <w:jc w:val="center"/>
+              <w:rPr>
+                <w:rFonts w:eastAsia="Times New Roman"/>
                 <w:szCs w:val="28"/>
                 <w:lang w:eastAsia="ru-RU"/>
               </w:rPr>
@@ -535,16 +529,11 @@
         </w:tc>
       </w:tr>
     </w:tbl>
-    <w:p>
-      <w:pPr>
-        <w:rPr>
-          <w:sz w:val="24"/>
-        </w:rPr>
-      </w:pPr>
-    </w:p>
+    <w:p/>
     <w:sectPr>
+      <w:type w:val="continuous"/>
       <w:pgSz w:w="11906" w:h="16838"/>
-      <w:pgMar w:top="1134" w:right="850" w:bottom="1134" w:left="1701" w:header="708" w:footer="708" w:gutter="0"/>
+      <w:pgMar w:top="850" w:right="850" w:bottom="850" w:left="850" w:header="708" w:footer="708" w:gutter="0"/>
       <w:cols w:space="708"/>
       <w:docGrid w:linePitch="360"/>
     </w:sectPr>
@@ -1047,6 +1036,14 @@
   <w:style w:type="paragraph" w:default="1" w:styleId="a">
     <w:name w:val="Normal"/>
     <w:qFormat/>
+    <w:pPr>
+      <w:spacing w:after="0" w:line="240" w:lineRule="auto"/>
+      <w:jc w:val="both"/>
+    </w:pPr>
+    <w:rPr>
+      <w:rFonts w:ascii="Times New Roman" w:hAnsi="Times New Roman" w:cs="Times New Roman"/>
+      <w:sz w:val="24"/>
+    </w:rPr>
   </w:style>
   <w:style w:type="character" w:default="1" w:styleId="a0">
     <w:name w:val="Default Paragraph Font"/>
